--- a/docs/general-english/A2/build/a21-u03.docx
+++ b/docs/general-english/A2/build/a21-u03.docx
@@ -8038,7 +8038,7 @@
         <w:spacing w:before="0" w:after="120" w:line="276" w:lineRule="auto"/>
       </w:pPr>
       <w:r>
-        <w:t xml:space="preserve">My favourite hour is seven in the morning, before the traffic starts. The shops are opening and nobody is in a hurry yet. One man is always washing the front of the café, and he always says good morning. By nine the whole street is somebody else’s. (48 words)</w:t>
+        <w:t xml:space="preserve">My favourite hour is seven in the morning, before the traffic starts. The shops are opening and nobody is in a hurry yet. One man is always washing the front of the café, and he always says good morning. By nine the whole street is somebody else’s. (47 words)</w:t>
       </w:r>
     </w:p>
     <w:p>
@@ -9098,7 +9098,7 @@
         <w:spacing w:before="0" w:after="120" w:line="276" w:lineRule="auto"/>
       </w:pPr>
       <w:r>
-        <w:t xml:space="preserve">Hi Maya, I am sorry — I am late. There is no ten past, because of a problem on the line at the bridge, and the next train goes the long way. I am on the 12 bus instead and it is moving, slowly. I think I am twenty minutes behind. Please order something and keep a seat for me. Yuki (65 words)</w:t>
+        <w:t xml:space="preserve">Hi Maya, I am sorry — I am late. There is no ten past, because of a problem on the line at the bridge, and the next train goes the long way. I am on the 12 bus instead and it is moving, slowly. I think I am twenty minutes behind. Please order something and keep a seat for me. Yuki (61 words)</w:t>
       </w:r>
     </w:p>
     <w:p>
@@ -10141,7 +10141,7 @@
         <w:spacing w:before="0" w:after="120" w:line="276" w:lineRule="auto"/>
       </w:pPr>
       <w:r>
-        <w:t xml:space="preserve">I think I should ask the people in my street first, because at the moment I only know what it costs me. Also, a bus company listens to eleven people and not to one. This is better than accepting it straight away. Their reason is about buses, and nobody asked what the stop did for the street. (54 words)</w:t>
+        <w:t xml:space="preserve">I think I should ask the people in my street first, because at the moment I only know what it costs me. Also, a bus company listens to eleven people and not to one. This is better than accepting it straight away. Their reason is about buses, and nobody asked what the stop did for the street. (57 words)</w:t>
       </w:r>
     </w:p>
     <w:p>

--- a/docs/general-english/A2/build/a21-u03.docx
+++ b/docs/general-english/A2/build/a21-u03.docx
@@ -25,6 +25,12 @@
     <w:p>
       <w:pPr>
         <w:spacing w:before="0" w:after="360" w:line="276" w:lineRule="auto"/>
+        <w:sectPr>
+          <w:footerReference w:type="default" r:id="rIdFooterA2"/>
+          <w:pgSz w:w="11906" w:h="16838" w:orient="portrait"/>
+          <w:pgMar w:top="1440" w:right="1440" w:bottom="1440" w:left="1440" w:header="708" w:footer="708" w:gutter="0"/>
+          <w:docGrid w:linePitch="360"/>
+        </w:sectPr>
       </w:pPr>
       <w:r>
         <w:rPr>
@@ -43,11 +49,16 @@
         <w:spacing w:before="200" w:after="80" w:line="240" w:lineRule="auto"/>
         <w:jc w:val="center"/>
         <w:keepNext/>
+        <w:sectPr>
+          <w:pgSz w:w="11906" w:h="16838" w:orient="portrait"/>
+          <w:pgMar w:top="0" w:right="0" w:bottom="0" w:left="0" w:header="0" w:footer="0" w:gutter="0"/>
+          <w:docGrid w:linePitch="360"/>
+        </w:sectPr>
       </w:pPr>
       <w:r>
         <w:drawing>
           <wp:inline>
-            <wp:extent cx="3209925" cy="1809750"/>
+            <wp:extent cx="7560564" cy="10692130"/>
             <wp:effectExtent b="0" l="0" r="0" t="0"/>
             <wp:docPr descr="The opening page of Unit 3, A Day in the City: the grammar point is the present continuous against the present simple, and three things the learner will be able to do by the end of the unit." title="" id="21" name="Picture"/>
             <a:graphic>
@@ -68,7 +79,7 @@
                   <pic:spPr bwMode="auto">
                     <a:xfrm>
                       <a:off x="0" y="0"/>
-                      <a:ext cx="3209925" cy="1809750"/>
+                      <a:ext cx="7560564" cy="10692130"/>
                     </a:xfrm>
                     <a:prstGeom prst="rect">
                       <a:avLst/>
@@ -922,7 +933,7 @@
       <w:r>
         <w:drawing>
           <wp:inline>
-            <wp:extent cx="5143500" cy="1571625"/>
+            <wp:extent cx="5724525" cy="1752600"/>
             <wp:effectExtent b="0" l="0" r="0" t="0"/>
             <wp:docPr descr="Alder Street at two hours. At eight in the morning buses stop at the corner, the market is opening and everybody is walking quickly. At eight at night the market is closed, two people are on the bench and somebody is playing music." title="" id="24" name="Picture"/>
             <a:graphic>
@@ -943,7 +954,7 @@
                   <pic:spPr bwMode="auto">
                     <a:xfrm>
                       <a:off x="0" y="0"/>
-                      <a:ext cx="5143500" cy="1571625"/>
+                      <a:ext cx="5724525" cy="1752600"/>
                     </a:xfrm>
                     <a:prstGeom prst="rect">
                       <a:avLst/>
@@ -2264,7 +2275,7 @@
       <w:r>
         <w:drawing>
           <wp:inline>
-            <wp:extent cx="4562475" cy="1809750"/>
+            <wp:extent cx="5724525" cy="2266950"/>
             <wp:effectExtent b="0" l="0" r="0" t="0"/>
             <wp:docPr descr="Six places in a city, each on its own card: market, library, station, park, bridge and bench." title="" id="27" name="Picture"/>
             <a:graphic>
@@ -2285,7 +2296,7 @@
                   <pic:spPr bwMode="auto">
                     <a:xfrm>
                       <a:off x="0" y="0"/>
-                      <a:ext cx="4562475" cy="1809750"/>
+                      <a:ext cx="5724525" cy="2266950"/>
                     </a:xfrm>
                     <a:prstGeom prst="rect">
                       <a:avLst/>
@@ -2672,7 +2683,7 @@
       <w:r>
         <w:drawing>
           <wp:inline>
-            <wp:extent cx="4905375" cy="1809750"/>
+            <wp:extent cx="5724525" cy="2114550"/>
             <wp:effectExtent b="0" l="0" r="0" t="0"/>
             <wp:docPr descr="A street drawn from the side, with a bridge over it, traffic on the road, a crossing, a bench and a market. Five numbered lines run to the right for the learner to write each word." title="" id="30" name="Picture"/>
             <a:graphic>
@@ -2693,7 +2704,7 @@
                   <pic:spPr bwMode="auto">
                     <a:xfrm>
                       <a:off x="0" y="0"/>
-                      <a:ext cx="4905375" cy="1809750"/>
+                      <a:ext cx="5724525" cy="2114550"/>
                     </a:xfrm>
                     <a:prstGeom prst="rect">
                       <a:avLst/>
@@ -3845,7 +3856,7 @@
       <w:r>
         <w:drawing>
           <wp:inline>
-            <wp:extent cx="4381500" cy="1809750"/>
+            <wp:extent cx="5724525" cy="2362200"/>
             <wp:effectExtent b="0" l="0" r="0" t="0"/>
             <wp:docPr descr="The unit’s grammar as two columns. On the left the present simple, with four marks across a timeline for a fact that holds every day. On the right the present continuous, with one mark at now." title="" id="33" name="Picture"/>
             <a:graphic>
@@ -3866,7 +3877,7 @@
                   <pic:spPr bwMode="auto">
                     <a:xfrm>
                       <a:off x="0" y="0"/>
-                      <a:ext cx="4381500" cy="1809750"/>
+                      <a:ext cx="5724525" cy="2362200"/>
                     </a:xfrm>
                     <a:prstGeom prst="rect">
                       <a:avLst/>
@@ -4454,7 +4465,7 @@
       <w:r>
         <w:drawing>
           <wp:inline>
-            <wp:extent cx="5143500" cy="1533525"/>
+            <wp:extent cx="5724525" cy="1704975"/>
             <wp:effectExtent b="0" l="0" r="0" t="0"/>
             <wp:docPr descr="One day in the city as a line: the market opens at six, the library at nine, the traffic stops at half past five, the city goes home at six, and the last train leaves at half past eleven." title="" id="36" name="Picture"/>
             <a:graphic>
@@ -4475,7 +4486,7 @@
                   <pic:spPr bwMode="auto">
                     <a:xfrm>
                       <a:off x="0" y="0"/>
-                      <a:ext cx="5143500" cy="1533525"/>
+                      <a:ext cx="5724525" cy="1704975"/>
                     </a:xfrm>
                     <a:prstGeom prst="rect">
                       <a:avLst/>
@@ -5071,7 +5082,7 @@
       <w:r>
         <w:drawing>
           <wp:inline>
-            <wp:extent cx="5143500" cy="1685925"/>
+            <wp:extent cx="5724525" cy="1876425"/>
             <wp:effectExtent b="0" l="0" r="0" t="0"/>
             <wp:docPr descr="The three listenings in this unit: Maya and Dani wait at a bus stop, Yuki buys a ticket from a clerk, and Mr Okonkwo describes the city at six in the evening." title="" id="39" name="Picture"/>
             <a:graphic>
@@ -5092,7 +5103,7 @@
                   <pic:spPr bwMode="auto">
                     <a:xfrm>
                       <a:off x="0" y="0"/>
-                      <a:ext cx="5143500" cy="1685925"/>
+                      <a:ext cx="5724525" cy="1876425"/>
                     </a:xfrm>
                     <a:prstGeom prst="rect">
                       <a:avLst/>
@@ -6197,7 +6208,7 @@
       <w:r>
         <w:drawing>
           <wp:inline>
-            <wp:extent cx="5133975" cy="1809750"/>
+            <wp:extent cx="5724525" cy="2019300"/>
             <wp:effectExtent b="0" l="0" r="0" t="0"/>
             <wp:docPr descr="The two role-play cards side by side. Card A, the visitor: ask the way to one place, ask about the bus, ask about opening times, thank them. Card B, the local: give two directions, say how long it takes, say what is happening now, answer the opening question." title="" id="42" name="Picture"/>
             <a:graphic>
@@ -6218,7 +6229,7 @@
                   <pic:spPr bwMode="auto">
                     <a:xfrm>
                       <a:off x="0" y="0"/>
-                      <a:ext cx="5133975" cy="1809750"/>
+                      <a:ext cx="5724525" cy="2019300"/>
                     </a:xfrm>
                     <a:prstGeom prst="rect">
                       <a:avLst/>
@@ -6474,7 +6485,7 @@
       <w:r>
         <w:drawing>
           <wp:inline>
-            <wp:extent cx="5143500" cy="1171575"/>
+            <wp:extent cx="5724525" cy="1304925"/>
             <wp:effectExtent b="0" l="0" r="0" t="0"/>
             <wp:docPr descr="One day in the city in five stages, each with an arrow to the next: the market opens, the library opens, the traffic stops, the city goes home, and the last train leaves." title="" id="45" name="Picture"/>
             <a:graphic>
@@ -6495,7 +6506,7 @@
                   <pic:spPr bwMode="auto">
                     <a:xfrm>
                       <a:off x="0" y="0"/>
-                      <a:ext cx="5143500" cy="1171575"/>
+                      <a:ext cx="5724525" cy="1304925"/>
                     </a:xfrm>
                     <a:prstGeom prst="rect">
                       <a:avLst/>
@@ -7343,7 +7354,7 @@
       <w:r>
         <w:drawing>
           <wp:inline>
-            <wp:extent cx="5143500" cy="1409700"/>
+            <wp:extent cx="5724525" cy="1571625"/>
             <wp:effectExtent b="0" l="0" r="0" t="0"/>
             <wp:docPr descr="Midnight in three cities: Tokyo is quiet between the last train and the first, Madrid is still eating at eleven, and Cairo has all-night bakeries and the smell of bread." title="" id="48" name="Picture"/>
             <a:graphic>
@@ -7364,7 +7375,7 @@
                   <pic:spPr bwMode="auto">
                     <a:xfrm>
                       <a:off x="0" y="0"/>
-                      <a:ext cx="5143500" cy="1409700"/>
+                      <a:ext cx="5724525" cy="1571625"/>
                     </a:xfrm>
                     <a:prstGeom prst="rect">
                       <a:avLst/>
@@ -7580,7 +7591,7 @@
       <w:r>
         <w:drawing>
           <wp:inline>
-            <wp:extent cx="5143500" cy="1685925"/>
+            <wp:extent cx="5724525" cy="1876425"/>
             <wp:effectExtent b="0" l="0" r="0" t="0"/>
             <wp:docPr descr="The shape of the paragraph the learner is about to write, in four steps: the place and a fact about it, what is the same every day, what is happening at the moment, and one more thing happening now." title="" id="51" name="Picture"/>
             <a:graphic>
@@ -7601,7 +7612,7 @@
                   <pic:spPr bwMode="auto">
                     <a:xfrm>
                       <a:off x="0" y="0"/>
-                      <a:ext cx="5143500" cy="1685925"/>
+                      <a:ext cx="5724525" cy="1876425"/>
                     </a:xfrm>
                     <a:prstGeom prst="rect">
                       <a:avLst/>
@@ -8133,7 +8144,7 @@
       <w:r>
         <w:drawing>
           <wp:inline>
-            <wp:extent cx="5143500" cy="1771650"/>
+            <wp:extent cx="5724525" cy="1971675"/>
             <wp:effectExtent b="0" l="0" r="0" t="0"/>
             <wp:docPr descr="Four things you say when you are lost, each with an arrow to what it does: asking the way, checking you are on the right bus, asking somebody to repeat, and asking about another time." title="" id="54" name="Picture"/>
             <a:graphic>
@@ -8154,7 +8165,7 @@
                   <pic:spPr bwMode="auto">
                     <a:xfrm>
                       <a:off x="0" y="0"/>
-                      <a:ext cx="5143500" cy="1771650"/>
+                      <a:ext cx="5724525" cy="1971675"/>
                     </a:xfrm>
                     <a:prstGeom prst="rect">
                       <a:avLst/>
@@ -9173,7 +9184,7 @@
       <w:r>
         <w:drawing>
           <wp:inline>
-            <wp:extent cx="5143500" cy="1571625"/>
+            <wp:extent cx="5724525" cy="1752600"/>
             <wp:effectExtent b="0" l="0" r="0" t="0"/>
             <wp:docPr descr="The underground map before and after. In the real city the lines are not straight and you cannot read it. The diagram has straight lines, the same corners, and tells you which line and how many stops." title="" id="57" name="Picture"/>
             <a:graphic>
@@ -9194,7 +9205,7 @@
                   <pic:spPr bwMode="auto">
                     <a:xfrm>
                       <a:off x="0" y="0"/>
-                      <a:ext cx="5143500" cy="1571625"/>
+                      <a:ext cx="5724525" cy="1752600"/>
                     </a:xfrm>
                     <a:prstGeom prst="rect">
                       <a:avLst/>
@@ -10409,7 +10420,7 @@
       <w:r>
         <w:drawing>
           <wp:inline>
-            <wp:extent cx="5143500" cy="1543050"/>
+            <wp:extent cx="5724525" cy="1724025"/>
             <wp:effectExtent b="0" l="0" r="0" t="0"/>
             <wp:docPr descr="The five Can-Do lines of the unit as a strip with a box to tick beside each, the last one marked Plus." title="" id="60" name="Picture"/>
             <a:graphic>
@@ -10430,7 +10441,7 @@
                   <pic:spPr bwMode="auto">
                     <a:xfrm>
                       <a:off x="0" y="0"/>
-                      <a:ext cx="5143500" cy="1543050"/>
+                      <a:ext cx="5724525" cy="1724025"/>
                     </a:xfrm>
                     <a:prstGeom prst="rect">
                       <a:avLst/>
